--- a/task2/report_02.docx
+++ b/task2/report_02.docx
@@ -93,7 +93,23 @@
         <w:t>о</w:t>
       </w:r>
       <w:r>
-        <w:t>своить гибридную модель параллелизма, объединяющую тяжелые процессы (fork) и легкие потоки (pthreads) в одной программе</w:t>
+        <w:t>своить гибридную модель параллелизма, объединяющую тяжелые процессы (</w:t>
+      </w:r>
+      <w:proofErr w:type="spellStart"/>
+      <w:r>
+        <w:t>fork</w:t>
+      </w:r>
+      <w:proofErr w:type="spellEnd"/>
+      <w:r>
+        <w:t>) и легкие потоки (</w:t>
+      </w:r>
+      <w:proofErr w:type="spellStart"/>
+      <w:r>
+        <w:t>pthreads</w:t>
+      </w:r>
+      <w:proofErr w:type="spellEnd"/>
+      <w:r>
+        <w:t>) в одной программе</w:t>
       </w:r>
       <w:r>
         <w:t xml:space="preserve">, </w:t>
@@ -185,30 +201,6 @@
         <w:rPr>
           <w:lang w:val="en-US"/>
         </w:rPr>
-      </w:pPr>
-      <w:r>
-        <w:rPr>
-          <w:lang w:val="en-US"/>
-        </w:rPr>
-        <w:t>123</w:t>
-      </w:r>
-    </w:p>
-    <w:p>
-      <w:pPr>
-        <w:pStyle w:val="af0"/>
-        <w:rPr>
-          <w:lang w:val="en-US"/>
-        </w:rPr>
-      </w:pPr>
-    </w:p>
-    <w:p>
-      <w:pPr>
-        <w:pStyle w:val="af0"/>
-      </w:pPr>
-    </w:p>
-    <w:p>
-      <w:pPr>
-        <w:pStyle w:val="af0"/>
       </w:pPr>
     </w:p>
     <w:p>
@@ -920,6 +912,7 @@
   <w:style w:type="character" w:default="1" w:styleId="a0">
     <w:name w:val="Default Paragraph Font"/>
     <w:uiPriority w:val="1"/>
+    <w:semiHidden/>
     <w:unhideWhenUsed/>
   </w:style>
   <w:style w:type="table" w:default="1" w:styleId="a1">
